--- a/Week 9/Final_project/Final_Project_Deliverables_v3.docx
+++ b/Week 9/Final_project/Final_Project_Deliverables_v3.docx
@@ -7166,12 +7166,27 @@
     <w:p>
       <w:pPr>
         <w:spacing w:after="140" w:line="300" w:lineRule="auto"/>
-      </w:pPr>
-      <w:r>
-        <w:rPr>
-          <w:color w:val="1A1A1A"/>
-        </w:rPr>
-        <w:t>Ravenstack's annual ARR is approximately $5M with 390 active accounts. The annual churn rate measured from the data is 12.1%.</w:t>
+        <w:rPr>
+          <w:color w:val="1A1A1A"/>
+        </w:rPr>
+      </w:pPr>
+      <w:r>
+        <w:rPr>
+          <w:color w:val="1A1A1A"/>
+        </w:rPr>
+        <w:t>Ravenstack's annual ARR is approximately $</w:t>
+      </w:r>
+      <w:r>
+        <w:rPr>
+          <w:color w:val="1A1A1A"/>
+        </w:rPr>
+        <w:t>60</w:t>
+      </w:r>
+      <w:r>
+        <w:rPr>
+          <w:color w:val="1A1A1A"/>
+        </w:rPr>
+        <w:t>M with 390 active accounts. The annual churn rate measured from the data is 12.1%.</w:t>
       </w:r>
     </w:p>
     <w:tbl>
@@ -9908,6 +9923,7 @@
         </w:rPr>
         <w:t>50 revenue protected minus $1,395 ongoing cost = $</w:t>
       </w:r>
+      <w:bookmarkStart w:id="40" w:name="OLE_LINK3"/>
       <w:r>
         <w:rPr>
           <w:color w:val="1A1A1A"/>
@@ -9930,7 +9946,14 @@
         <w:rPr>
           <w:color w:val="1A1A1A"/>
         </w:rPr>
-        <w:t xml:space="preserve"> per month net.</w:t>
+        <w:t xml:space="preserve"> </w:t>
+      </w:r>
+      <w:bookmarkEnd w:id="40"/>
+      <w:r>
+        <w:rPr>
+          <w:color w:val="1A1A1A"/>
+        </w:rPr>
+        <w:t>per month net.</w:t>
       </w:r>
     </w:p>
     <w:p>
@@ -9941,7 +9964,19 @@
         <w:rPr>
           <w:color w:val="1A1A1A"/>
         </w:rPr>
-        <w:t xml:space="preserve">Time to recover the $10,000 upfront investment from the net monthly surplus: $10,000 / $6,105 = </w:t>
+        <w:t>Time to recover the $10,000 upfront investment from the net monthly surplus: $10,000 / $</w:t>
+      </w:r>
+      <w:r>
+        <w:rPr>
+          <w:color w:val="1A1A1A"/>
+        </w:rPr>
+        <w:t xml:space="preserve">89,355 </w:t>
+      </w:r>
+      <w:r>
+        <w:rPr>
+          <w:color w:val="1A1A1A"/>
+        </w:rPr>
+        <w:t xml:space="preserve">= </w:t>
       </w:r>
       <w:r>
         <w:rPr>
@@ -9986,13 +10021,13 @@
       <w:pPr>
         <w:pStyle w:val="Heading2"/>
       </w:pPr>
-      <w:bookmarkStart w:id="40" w:name="_Toc231824267"/>
-      <w:bookmarkStart w:id="41" w:name="_Toc232413028"/>
+      <w:bookmarkStart w:id="41" w:name="_Toc231824267"/>
+      <w:bookmarkStart w:id="42" w:name="_Toc232413028"/>
       <w:r>
         <w:t>Risk assessment matrix</w:t>
       </w:r>
-      <w:bookmarkEnd w:id="40"/>
       <w:bookmarkEnd w:id="41"/>
+      <w:bookmarkEnd w:id="42"/>
     </w:p>
     <w:tbl>
       <w:tblPr>
@@ -11472,26 +11507,26 @@
       <w:pPr>
         <w:pStyle w:val="Heading1"/>
       </w:pPr>
-      <w:bookmarkStart w:id="42" w:name="_Toc231824268"/>
-      <w:bookmarkStart w:id="43" w:name="_Toc232413029"/>
+      <w:bookmarkStart w:id="43" w:name="_Toc231824268"/>
+      <w:bookmarkStart w:id="44" w:name="_Toc232413029"/>
       <w:r>
         <w:lastRenderedPageBreak/>
         <w:t>EU AI Act compliance documentation</w:t>
       </w:r>
-      <w:bookmarkEnd w:id="42"/>
       <w:bookmarkEnd w:id="43"/>
+      <w:bookmarkEnd w:id="44"/>
     </w:p>
     <w:p>
       <w:pPr>
         <w:pStyle w:val="Heading2"/>
       </w:pPr>
-      <w:bookmarkStart w:id="44" w:name="_Toc231824269"/>
-      <w:bookmarkStart w:id="45" w:name="_Toc232413030"/>
+      <w:bookmarkStart w:id="45" w:name="_Toc231824269"/>
+      <w:bookmarkStart w:id="46" w:name="_Toc232413030"/>
       <w:r>
         <w:t>Risk classification</w:t>
       </w:r>
-      <w:bookmarkEnd w:id="44"/>
       <w:bookmarkEnd w:id="45"/>
+      <w:bookmarkEnd w:id="46"/>
     </w:p>
     <w:p>
       <w:pPr>
@@ -11508,13 +11543,13 @@
       <w:pPr>
         <w:pStyle w:val="Heading2"/>
       </w:pPr>
-      <w:bookmarkStart w:id="46" w:name="_Toc231824270"/>
-      <w:bookmarkStart w:id="47" w:name="_Toc232413031"/>
+      <w:bookmarkStart w:id="47" w:name="_Toc231824270"/>
+      <w:bookmarkStart w:id="48" w:name="_Toc232413031"/>
       <w:r>
         <w:t>Classification reasoning</w:t>
       </w:r>
-      <w:bookmarkEnd w:id="46"/>
       <w:bookmarkEnd w:id="47"/>
+      <w:bookmarkEnd w:id="48"/>
     </w:p>
     <w:p>
       <w:pPr>
@@ -11531,11 +11566,11 @@
       <w:pPr>
         <w:pStyle w:val="Heading3"/>
       </w:pPr>
-      <w:bookmarkStart w:id="48" w:name="_Toc231824271"/>
+      <w:bookmarkStart w:id="49" w:name="_Toc231824271"/>
       <w:r>
         <w:t>Unacceptable risk: does not apply</w:t>
       </w:r>
-      <w:bookmarkEnd w:id="48"/>
+      <w:bookmarkEnd w:id="49"/>
     </w:p>
     <w:p>
       <w:pPr>
@@ -11552,11 +11587,11 @@
       <w:pPr>
         <w:pStyle w:val="Heading3"/>
       </w:pPr>
-      <w:bookmarkStart w:id="49" w:name="_Toc231824272"/>
+      <w:bookmarkStart w:id="50" w:name="_Toc231824272"/>
       <w:r>
         <w:t>High risk: does not apply</w:t>
       </w:r>
-      <w:bookmarkEnd w:id="49"/>
+      <w:bookmarkEnd w:id="50"/>
     </w:p>
     <w:p>
       <w:pPr>
@@ -11656,11 +11691,11 @@
       <w:pPr>
         <w:pStyle w:val="Heading3"/>
       </w:pPr>
-      <w:bookmarkStart w:id="50" w:name="_Toc231824273"/>
+      <w:bookmarkStart w:id="51" w:name="_Toc231824273"/>
       <w:r>
         <w:t>Limited risk: applies</w:t>
       </w:r>
-      <w:bookmarkEnd w:id="50"/>
+      <w:bookmarkEnd w:id="51"/>
     </w:p>
     <w:p>
       <w:pPr>
@@ -11688,11 +11723,11 @@
       <w:pPr>
         <w:pStyle w:val="Heading3"/>
       </w:pPr>
-      <w:bookmarkStart w:id="51" w:name="_Toc231824274"/>
+      <w:bookmarkStart w:id="52" w:name="_Toc231824274"/>
       <w:r>
         <w:t>Why not Minimal risk</w:t>
       </w:r>
-      <w:bookmarkEnd w:id="51"/>
+      <w:bookmarkEnd w:id="52"/>
     </w:p>
     <w:p>
       <w:pPr>
@@ -11723,14 +11758,14 @@
       <w:pPr>
         <w:pStyle w:val="Heading2"/>
       </w:pPr>
-      <w:bookmarkStart w:id="52" w:name="_Toc231824275"/>
-      <w:bookmarkStart w:id="53" w:name="_Toc232413032"/>
+      <w:bookmarkStart w:id="53" w:name="_Toc231824275"/>
+      <w:bookmarkStart w:id="54" w:name="_Toc232413032"/>
       <w:r>
         <w:lastRenderedPageBreak/>
         <w:t>Mandatory requirements summary (Limited Risk)</w:t>
       </w:r>
-      <w:bookmarkEnd w:id="52"/>
       <w:bookmarkEnd w:id="53"/>
+      <w:bookmarkEnd w:id="54"/>
     </w:p>
     <w:tbl>
       <w:tblPr>
@@ -12083,23 +12118,23 @@
       <w:pPr>
         <w:pStyle w:val="Heading2"/>
       </w:pPr>
-      <w:bookmarkStart w:id="54" w:name="_Toc231824276"/>
-      <w:bookmarkStart w:id="55" w:name="_Toc232413033"/>
+      <w:bookmarkStart w:id="55" w:name="_Toc231824276"/>
+      <w:bookmarkStart w:id="56" w:name="_Toc232413033"/>
       <w:r>
         <w:t>Conformity assessment summary</w:t>
       </w:r>
-      <w:bookmarkEnd w:id="54"/>
       <w:bookmarkEnd w:id="55"/>
+      <w:bookmarkEnd w:id="56"/>
     </w:p>
     <w:p>
       <w:pPr>
         <w:pStyle w:val="Heading3"/>
       </w:pPr>
-      <w:bookmarkStart w:id="56" w:name="_Toc231824277"/>
+      <w:bookmarkStart w:id="57" w:name="_Toc231824277"/>
       <w:r>
         <w:t>What the system does</w:t>
       </w:r>
-      <w:bookmarkEnd w:id="56"/>
+      <w:bookmarkEnd w:id="57"/>
     </w:p>
     <w:p>
       <w:pPr>
@@ -12116,11 +12151,11 @@
       <w:pPr>
         <w:pStyle w:val="Heading3"/>
       </w:pPr>
-      <w:bookmarkStart w:id="57" w:name="_Toc231824278"/>
+      <w:bookmarkStart w:id="58" w:name="_Toc231824278"/>
       <w:r>
         <w:t>Risk class and basis</w:t>
       </w:r>
-      <w:bookmarkEnd w:id="57"/>
+      <w:bookmarkEnd w:id="58"/>
     </w:p>
     <w:p>
       <w:pPr>
@@ -12137,11 +12172,11 @@
       <w:pPr>
         <w:pStyle w:val="Heading3"/>
       </w:pPr>
-      <w:bookmarkStart w:id="58" w:name="_Toc231824279"/>
+      <w:bookmarkStart w:id="59" w:name="_Toc231824279"/>
       <w:r>
         <w:t>Applicable obligations and how the design addresses them</w:t>
       </w:r>
-      <w:bookmarkEnd w:id="58"/>
+      <w:bookmarkEnd w:id="59"/>
     </w:p>
     <w:p>
       <w:pPr>
@@ -12158,11 +12193,11 @@
       <w:pPr>
         <w:pStyle w:val="Heading3"/>
       </w:pPr>
-      <w:bookmarkStart w:id="59" w:name="_Toc231824280"/>
+      <w:bookmarkStart w:id="60" w:name="_Toc231824280"/>
       <w:r>
         <w:t>Gaps to resolve before deployment</w:t>
       </w:r>
-      <w:bookmarkEnd w:id="59"/>
+      <w:bookmarkEnd w:id="60"/>
     </w:p>
     <w:p>
       <w:pPr>
@@ -12246,14 +12281,14 @@
       <w:pPr>
         <w:pStyle w:val="Heading2"/>
       </w:pPr>
-      <w:bookmarkStart w:id="60" w:name="_Toc231824281"/>
-      <w:bookmarkStart w:id="61" w:name="_Toc232413034"/>
+      <w:bookmarkStart w:id="61" w:name="_Toc231824281"/>
+      <w:bookmarkStart w:id="62" w:name="_Toc232413034"/>
       <w:r>
         <w:lastRenderedPageBreak/>
         <w:t>Technical documentation outline</w:t>
       </w:r>
-      <w:bookmarkEnd w:id="60"/>
       <w:bookmarkEnd w:id="61"/>
+      <w:bookmarkEnd w:id="62"/>
     </w:p>
     <w:p>
       <w:pPr>
@@ -12682,26 +12717,26 @@
       <w:pPr>
         <w:pStyle w:val="Heading1"/>
       </w:pPr>
-      <w:bookmarkStart w:id="62" w:name="_Toc231824282"/>
-      <w:bookmarkStart w:id="63" w:name="_Toc232413035"/>
+      <w:bookmarkStart w:id="63" w:name="_Toc231824282"/>
+      <w:bookmarkStart w:id="64" w:name="_Toc232413035"/>
       <w:r>
         <w:lastRenderedPageBreak/>
         <w:t>GDPR documentation</w:t>
       </w:r>
-      <w:bookmarkEnd w:id="62"/>
       <w:bookmarkEnd w:id="63"/>
+      <w:bookmarkEnd w:id="64"/>
     </w:p>
     <w:p>
       <w:pPr>
         <w:pStyle w:val="Heading2"/>
       </w:pPr>
-      <w:bookmarkStart w:id="64" w:name="_Toc231824283"/>
-      <w:bookmarkStart w:id="65" w:name="_Toc232413036"/>
+      <w:bookmarkStart w:id="65" w:name="_Toc231824283"/>
+      <w:bookmarkStart w:id="66" w:name="_Toc232413036"/>
       <w:r>
         <w:t>Data flow map</w:t>
       </w:r>
-      <w:bookmarkEnd w:id="64"/>
       <w:bookmarkEnd w:id="65"/>
+      <w:bookmarkEnd w:id="66"/>
     </w:p>
     <w:tbl>
       <w:tblPr>
@@ -13625,13 +13660,13 @@
       <w:pPr>
         <w:pStyle w:val="Heading2"/>
       </w:pPr>
-      <w:bookmarkStart w:id="66" w:name="_Toc231824284"/>
-      <w:bookmarkStart w:id="67" w:name="_Toc232413037"/>
+      <w:bookmarkStart w:id="67" w:name="_Toc231824284"/>
+      <w:bookmarkStart w:id="68" w:name="_Toc232413037"/>
       <w:r>
         <w:t>Processing activities register</w:t>
       </w:r>
-      <w:bookmarkEnd w:id="66"/>
       <w:bookmarkEnd w:id="67"/>
+      <w:bookmarkEnd w:id="68"/>
     </w:p>
     <w:tbl>
       <w:tblPr>
@@ -14605,11 +14640,11 @@
       <w:pPr>
         <w:pStyle w:val="Heading3"/>
       </w:pPr>
-      <w:bookmarkStart w:id="68" w:name="_Toc231824285"/>
+      <w:bookmarkStart w:id="69" w:name="_Toc231824285"/>
       <w:r>
         <w:t>Legitimate interest assessment (LIA)</w:t>
       </w:r>
-      <w:bookmarkEnd w:id="68"/>
+      <w:bookmarkEnd w:id="69"/>
     </w:p>
     <w:p>
       <w:pPr>
@@ -14672,13 +14707,13 @@
       <w:pPr>
         <w:pStyle w:val="Heading2"/>
       </w:pPr>
-      <w:bookmarkStart w:id="69" w:name="_Toc231824286"/>
-      <w:bookmarkStart w:id="70" w:name="_Toc232413038"/>
+      <w:bookmarkStart w:id="70" w:name="_Toc231824286"/>
+      <w:bookmarkStart w:id="71" w:name="_Toc232413038"/>
       <w:r>
         <w:t>Data Protection Impact Assessment (DPIA)</w:t>
       </w:r>
-      <w:bookmarkEnd w:id="69"/>
       <w:bookmarkEnd w:id="70"/>
+      <w:bookmarkEnd w:id="71"/>
     </w:p>
     <w:p>
       <w:pPr>
@@ -14695,11 +14730,11 @@
       <w:pPr>
         <w:pStyle w:val="Heading3"/>
       </w:pPr>
-      <w:bookmarkStart w:id="71" w:name="_Toc231824287"/>
+      <w:bookmarkStart w:id="72" w:name="_Toc231824287"/>
       <w:r>
         <w:t>Description of the processing</w:t>
       </w:r>
-      <w:bookmarkEnd w:id="71"/>
+      <w:bookmarkEnd w:id="72"/>
     </w:p>
     <w:p>
       <w:pPr>
@@ -14716,11 +14751,11 @@
       <w:pPr>
         <w:pStyle w:val="Heading3"/>
       </w:pPr>
-      <w:bookmarkStart w:id="72" w:name="_Toc231824288"/>
+      <w:bookmarkStart w:id="73" w:name="_Toc231824288"/>
       <w:r>
         <w:t>Necessity and proportionality</w:t>
       </w:r>
-      <w:bookmarkEnd w:id="72"/>
+      <w:bookmarkEnd w:id="73"/>
     </w:p>
     <w:p>
       <w:pPr>
@@ -14737,12 +14772,12 @@
       <w:pPr>
         <w:pStyle w:val="Heading3"/>
       </w:pPr>
-      <w:bookmarkStart w:id="73" w:name="_Toc231824289"/>
+      <w:bookmarkStart w:id="74" w:name="_Toc231824289"/>
       <w:r>
         <w:lastRenderedPageBreak/>
         <w:t>Risks to data subjects</w:t>
       </w:r>
-      <w:bookmarkEnd w:id="73"/>
+      <w:bookmarkEnd w:id="74"/>
     </w:p>
     <w:p>
       <w:pPr>
@@ -14780,11 +14815,11 @@
       <w:pPr>
         <w:pStyle w:val="Heading3"/>
       </w:pPr>
-      <w:bookmarkStart w:id="74" w:name="_Toc231824290"/>
+      <w:bookmarkStart w:id="75" w:name="_Toc231824290"/>
       <w:r>
         <w:t>Mitigation measures</w:t>
       </w:r>
-      <w:bookmarkEnd w:id="74"/>
+      <w:bookmarkEnd w:id="75"/>
     </w:p>
     <w:p>
       <w:pPr>
@@ -14854,11 +14889,11 @@
       <w:pPr>
         <w:pStyle w:val="Heading3"/>
       </w:pPr>
-      <w:bookmarkStart w:id="75" w:name="_Toc231824291"/>
+      <w:bookmarkStart w:id="76" w:name="_Toc231824291"/>
       <w:r>
         <w:t>Residual risk rating</w:t>
       </w:r>
-      <w:bookmarkEnd w:id="75"/>
+      <w:bookmarkEnd w:id="76"/>
     </w:p>
     <w:p>
       <w:pPr>
@@ -14875,13 +14910,13 @@
       <w:pPr>
         <w:pStyle w:val="Heading2"/>
       </w:pPr>
-      <w:bookmarkStart w:id="76" w:name="_Toc231824292"/>
-      <w:bookmarkStart w:id="77" w:name="_Toc232413039"/>
+      <w:bookmarkStart w:id="77" w:name="_Toc231824292"/>
+      <w:bookmarkStart w:id="78" w:name="_Toc232413039"/>
       <w:r>
         <w:t>Data subject rights</w:t>
       </w:r>
-      <w:bookmarkEnd w:id="76"/>
       <w:bookmarkEnd w:id="77"/>
+      <w:bookmarkEnd w:id="78"/>
     </w:p>
     <w:tbl>
       <w:tblPr>
@@ -15296,13 +15331,13 @@
       <w:pPr>
         <w:pStyle w:val="Heading2"/>
       </w:pPr>
-      <w:bookmarkStart w:id="78" w:name="_Toc231824293"/>
-      <w:bookmarkStart w:id="79" w:name="_Toc232413040"/>
+      <w:bookmarkStart w:id="79" w:name="_Toc231824293"/>
+      <w:bookmarkStart w:id="80" w:name="_Toc232413040"/>
       <w:r>
         <w:t>Third-party data transfers</w:t>
       </w:r>
-      <w:bookmarkEnd w:id="78"/>
       <w:bookmarkEnd w:id="79"/>
+      <w:bookmarkEnd w:id="80"/>
     </w:p>
     <w:tbl>
       <w:tblPr>
@@ -15736,32 +15771,32 @@
       <w:pPr>
         <w:pStyle w:val="Heading1"/>
       </w:pPr>
-      <w:bookmarkStart w:id="80" w:name="_Toc231824294"/>
-      <w:bookmarkStart w:id="81" w:name="_Toc232413041"/>
+      <w:bookmarkStart w:id="81" w:name="_Toc231824294"/>
+      <w:bookmarkStart w:id="82" w:name="_Toc232413041"/>
       <w:r>
         <w:lastRenderedPageBreak/>
         <w:t>Strategic deployment and commercialisation plan</w:t>
       </w:r>
-      <w:bookmarkEnd w:id="80"/>
       <w:bookmarkEnd w:id="81"/>
+      <w:bookmarkEnd w:id="82"/>
     </w:p>
     <w:p>
       <w:pPr>
         <w:pStyle w:val="Heading2"/>
       </w:pPr>
-      <w:bookmarkStart w:id="82" w:name="_Toc231824295"/>
-      <w:bookmarkStart w:id="83" w:name="_Toc232413042"/>
+      <w:bookmarkStart w:id="83" w:name="_Toc231824295"/>
+      <w:bookmarkStart w:id="84" w:name="_Toc232413042"/>
       <w:r>
         <w:t>Deployment phases</w:t>
       </w:r>
-      <w:bookmarkEnd w:id="82"/>
       <w:bookmarkEnd w:id="83"/>
+      <w:bookmarkEnd w:id="84"/>
     </w:p>
     <w:p>
       <w:pPr>
         <w:pStyle w:val="Heading3"/>
       </w:pPr>
-      <w:bookmarkStart w:id="84" w:name="_Toc231824296"/>
+      <w:bookmarkStart w:id="85" w:name="_Toc231824296"/>
       <w:r>
         <w:t>Phase 1: POC (</w:t>
       </w:r>
@@ -15771,7 +15806,7 @@
       <w:r>
         <w:t>, complete)</w:t>
       </w:r>
-      <w:bookmarkEnd w:id="84"/>
+      <w:bookmarkEnd w:id="85"/>
     </w:p>
     <w:p>
       <w:pPr>
@@ -15846,7 +15881,7 @@
       <w:pPr>
         <w:pStyle w:val="Heading3"/>
       </w:pPr>
-      <w:bookmarkStart w:id="85" w:name="_Toc231824297"/>
+      <w:bookmarkStart w:id="86" w:name="_Toc231824297"/>
       <w:r>
         <w:t>Phase 2: Pilot (</w:t>
       </w:r>
@@ -15856,7 +15891,7 @@
       <w:r>
         <w:t>)</w:t>
       </w:r>
-      <w:bookmarkEnd w:id="85"/>
+      <w:bookmarkEnd w:id="86"/>
     </w:p>
     <w:p>
       <w:pPr>
@@ -15947,7 +15982,7 @@
       <w:pPr>
         <w:pStyle w:val="Heading3"/>
       </w:pPr>
-      <w:bookmarkStart w:id="86" w:name="_Toc231824298"/>
+      <w:bookmarkStart w:id="87" w:name="_Toc231824298"/>
       <w:r>
         <w:t>Phase 3: Full deployment (</w:t>
       </w:r>
@@ -15957,7 +15992,7 @@
       <w:r>
         <w:t>)</w:t>
       </w:r>
-      <w:bookmarkEnd w:id="86"/>
+      <w:bookmarkEnd w:id="87"/>
     </w:p>
     <w:p>
       <w:pPr>
@@ -16048,7 +16083,7 @@
       <w:pPr>
         <w:pStyle w:val="Heading3"/>
       </w:pPr>
-      <w:bookmarkStart w:id="87" w:name="_Toc231824299"/>
+      <w:bookmarkStart w:id="88" w:name="_Toc231824299"/>
       <w:r>
         <w:t>Phase 4: Scale (</w:t>
       </w:r>
@@ -16058,7 +16093,7 @@
       <w:r>
         <w:t>, optional)</w:t>
       </w:r>
-      <w:bookmarkEnd w:id="87"/>
+      <w:bookmarkEnd w:id="88"/>
     </w:p>
     <w:p>
       <w:pPr>
@@ -16124,14 +16159,14 @@
       <w:pPr>
         <w:pStyle w:val="Heading2"/>
       </w:pPr>
-      <w:bookmarkStart w:id="88" w:name="_Toc231824301"/>
-      <w:bookmarkStart w:id="89" w:name="_Toc232413043"/>
+      <w:bookmarkStart w:id="89" w:name="_Toc231824301"/>
+      <w:bookmarkStart w:id="90" w:name="_Toc232413043"/>
       <w:r>
         <w:lastRenderedPageBreak/>
         <w:t>Go-to-market strategy</w:t>
       </w:r>
-      <w:bookmarkEnd w:id="88"/>
       <w:bookmarkEnd w:id="89"/>
+      <w:bookmarkEnd w:id="90"/>
       <w:r>
         <w:t xml:space="preserve"> &amp; commercialization</w:t>
       </w:r>
@@ -16151,11 +16186,11 @@
       <w:pPr>
         <w:pStyle w:val="Heading3"/>
       </w:pPr>
-      <w:bookmarkStart w:id="90" w:name="_Toc231824302"/>
+      <w:bookmarkStart w:id="91" w:name="_Toc231824302"/>
       <w:r>
         <w:t>As an internal tool (Phases 1-3)</w:t>
       </w:r>
-      <w:bookmarkEnd w:id="90"/>
+      <w:bookmarkEnd w:id="91"/>
     </w:p>
     <w:p>
       <w:pPr>
@@ -16214,11 +16249,11 @@
       <w:pPr>
         <w:pStyle w:val="Heading3"/>
       </w:pPr>
-      <w:bookmarkStart w:id="91" w:name="_Toc231824303"/>
+      <w:bookmarkStart w:id="92" w:name="_Toc231824303"/>
       <w:r>
         <w:t>If productized (Phase 4 option)</w:t>
       </w:r>
-      <w:bookmarkEnd w:id="91"/>
+      <w:bookmarkEnd w:id="92"/>
     </w:p>
     <w:p>
       <w:pPr>
@@ -16422,13 +16457,13 @@
       <w:pPr>
         <w:pStyle w:val="Heading2"/>
       </w:pPr>
-      <w:bookmarkStart w:id="92" w:name="_Toc231824304"/>
-      <w:bookmarkStart w:id="93" w:name="_Toc232413044"/>
+      <w:bookmarkStart w:id="93" w:name="_Toc231824304"/>
+      <w:bookmarkStart w:id="94" w:name="_Toc232413044"/>
       <w:r>
         <w:t>Stakeholder communication plan</w:t>
       </w:r>
-      <w:bookmarkEnd w:id="92"/>
       <w:bookmarkEnd w:id="93"/>
+      <w:bookmarkEnd w:id="94"/>
     </w:p>
     <w:tbl>
       <w:tblPr>
@@ -17094,23 +17129,23 @@
       <w:pPr>
         <w:pStyle w:val="Heading2"/>
       </w:pPr>
-      <w:bookmarkStart w:id="94" w:name="_Toc231824305"/>
-      <w:bookmarkStart w:id="95" w:name="_Toc232413045"/>
+      <w:bookmarkStart w:id="95" w:name="_Toc231824305"/>
+      <w:bookmarkStart w:id="96" w:name="_Toc232413045"/>
       <w:r>
         <w:t>KPIs per phase</w:t>
       </w:r>
-      <w:bookmarkEnd w:id="94"/>
       <w:bookmarkEnd w:id="95"/>
+      <w:bookmarkEnd w:id="96"/>
     </w:p>
     <w:p>
       <w:pPr>
         <w:pStyle w:val="Heading3"/>
       </w:pPr>
-      <w:bookmarkStart w:id="96" w:name="_Toc231824306"/>
+      <w:bookmarkStart w:id="97" w:name="_Toc231824306"/>
       <w:r>
         <w:t>Phase 1 (POC)</w:t>
       </w:r>
-      <w:bookmarkEnd w:id="96"/>
+      <w:bookmarkEnd w:id="97"/>
     </w:p>
     <w:p>
       <w:pPr>
@@ -17169,11 +17204,11 @@
       <w:pPr>
         <w:pStyle w:val="Heading3"/>
       </w:pPr>
-      <w:bookmarkStart w:id="97" w:name="_Toc231824307"/>
+      <w:bookmarkStart w:id="98" w:name="_Toc231824307"/>
       <w:r>
         <w:t>Phase 2 (Pilot)</w:t>
       </w:r>
-      <w:bookmarkEnd w:id="97"/>
+      <w:bookmarkEnd w:id="98"/>
     </w:p>
     <w:p>
       <w:pPr>
@@ -17232,11 +17267,11 @@
       <w:pPr>
         <w:pStyle w:val="Heading3"/>
       </w:pPr>
-      <w:bookmarkStart w:id="98" w:name="_Toc231824308"/>
+      <w:bookmarkStart w:id="99" w:name="_Toc231824308"/>
       <w:r>
         <w:t>Phase 3 (Full deployment)</w:t>
       </w:r>
-      <w:bookmarkEnd w:id="98"/>
+      <w:bookmarkEnd w:id="99"/>
     </w:p>
     <w:p>
       <w:pPr>
@@ -17295,11 +17330,11 @@
       <w:pPr>
         <w:pStyle w:val="Heading3"/>
       </w:pPr>
-      <w:bookmarkStart w:id="99" w:name="_Toc231824309"/>
+      <w:bookmarkStart w:id="100" w:name="_Toc231824309"/>
       <w:r>
         <w:t>Phase 4 (Scale)</w:t>
       </w:r>
-      <w:bookmarkEnd w:id="99"/>
+      <w:bookmarkEnd w:id="100"/>
     </w:p>
     <w:p>
       <w:pPr>
